--- a/docs/sample-expense/documents/02_Expense_Delegation_of_Authority.docx
+++ b/docs/sample-expense/documents/02_Expense_Delegation_of_Authority.docx
@@ -465,7 +465,7 @@
         <w:pStyle w:val="Heading1"/>
       </w:pPr>
       <w:r>
-        <w:t>Named approvers for the Q2 2025 demonstration</w:t>
+        <w:t>Named approvers for Q2 2025</w:t>
       </w:r>
     </w:p>
     <w:tbl>
@@ -1156,7 +1156,7 @@
     </w:p>
     <w:p>
       <w:r>
-        <w:t>The workflow must prevent payment release until the required approval is recorded. Approvers may not approve a claim outside their delegated limit. This document is fictional demo material.</w:t>
+        <w:t>The workflow must prevent payment release until the required approval is recorded. Approvers may not approve a claim outside their delegated limit.</w:t>
       </w:r>
     </w:p>
     <w:sectPr>
@@ -1185,7 +1185,7 @@
         <w:color w:val="5B6573"/>
         <w:sz w:val="16"/>
       </w:rPr>
-      <w:t>Fictional demo material - Q2 2025</w:t>
+      <w:t>Q2 2025</w:t>
     </w:r>
   </w:p>
 </w:ftr>
